--- a/manuscript_template.docx
+++ b/manuscript_template.docx
@@ -11,11 +11,7 @@
           <w:b/>
           <w:sz w:val="28"/>
         </w:rPr>
-        <w:t>Cost-Effectiveness of Intismeran Autogene Plus Pembrolizumab</w:t>
-        <w:br/>
-        <w:t>Versus Pembrolizumab Alone as Adjuvant Therapy</w:t>
-        <w:br/>
-        <w:t>for Resected Stage IIB-IV Melanoma</w:t>
+        <w:t>Economic Value and Value-Based Pricing of Intismeran Autogene Plus Pembrolizumab for High-Risk Melanoma</w:t>
       </w:r>
     </w:p>
     <w:p/>
@@ -93,7 +89,7 @@
         <w:spacing w:after="120"/>
       </w:pPr>
       <w:r>
-        <w:t>At the estimated price of $200,000 per course for intismeran, the ICER is $164,630/QALY, slightly above the commonly cited $150,000/QALY threshold.</w:t>
+        <w:t>At the estimated price of $200,000 per course for intismeran, the ICER is $164,630/QALY.</w:t>
       </w:r>
     </w:p>
     <w:p>
@@ -102,7 +98,7 @@
         <w:spacing w:after="120"/>
       </w:pPr>
       <w:r>
-        <w:t>The cost-effectiveness of the combination is most sensitive to the 5-year RFS of the combination arm and the monthly cost of metastatic disease care.</w:t>
+        <w:t>Cost-effectiveness is most sensitive to long-term RFS of the combination arm and the cost of metastatic disease.</w:t>
       </w:r>
     </w:p>
     <w:p>
@@ -111,7 +107,7 @@
         <w:spacing w:after="120"/>
       </w:pPr>
       <w:r>
-        <w:t>Price reductions to approximately $150,000 per course would bring the ICER below $150,000/QALY, supporting value-based pricing negotiations.</w:t>
+        <w:t>At a price of approximately $150,000 per course, the ICER falls below $150,000/QALY, supporting value-based pricing negotiations.</w:t>
       </w:r>
     </w:p>
     <w:p>
@@ -205,12 +201,41 @@
       </w:r>
     </w:p>
     <w:p>
+      <w:pPr>
+        <w:pStyle w:val="Heading2"/>
+      </w:pPr>
+      <w:r>
+        <w:t>A New Reimbursement Problem</w:t>
+      </w:r>
+    </w:p>
+    <w:p>
+      <w:r>
+        <w:t xml:space="preserve">On August 19, 2026, INTerpath-001 reported the first positive Phase 3 results for an individualized mRNA cancer therapy. </w:t>
+      </w:r>
       <w:r>
         <w:rPr>
           <w:i/>
           <w:color w:val="969696"/>
         </w:rPr>
-        <w:t>[Full text from manuscript.md Introduction section — currently ~650 words]</w:t>
+        <w:t>[The result creates an immediate pricing and reimbursement question because intismeran autogene is individually manufactured for each patient and has no established commercial price.]</w:t>
+      </w:r>
+    </w:p>
+    <w:p>
+      <w:r>
+        <w:rPr>
+          <w:i/>
+          <w:color w:val="969696"/>
+        </w:rPr>
+        <w:t>[Although clinical evidence has now crossed the Phase 3 threshold, evidence on its economic value has not. This study provides the first economic evidence to inform that decision.]</w:t>
+      </w:r>
+    </w:p>
+    <w:p>
+      <w:r>
+        <w:rPr>
+          <w:i/>
+          <w:color w:val="969696"/>
+        </w:rPr>
+        <w:t>[Full text from manuscript.md Introduction section]</w:t>
       </w:r>
     </w:p>
     <w:p>
@@ -235,7 +260,7 @@
           <w:i/>
           <w:color w:val="969696"/>
         </w:rPr>
-        <w:t>[PSM description — 3 states: DFS, DM, Death. Weibull extrapolation from KEYNOTE-942 5-year data. 40-year horizon, 1-month cycles, 3% discounting.]</w:t>
+        <w:t>[TBD — Model Structure]</w:t>
       </w:r>
     </w:p>
     <w:p>
@@ -252,7 +277,7 @@
           <w:i/>
           <w:color w:val="969696"/>
         </w:rPr>
-        <w:t>[KEYNOTE-942 5-year follow-up: RFS HR 0.510, DMFS HR 0.411, OS HR 0.471. Weibull fitted to 5-year survival rates: RFS 68.8% vs 49.1%, OS 92.2% vs 71.3%.]</w:t>
+        <w:t>[TBD — Clinical Data]</w:t>
       </w:r>
     </w:p>
     <w:p>
@@ -260,7 +285,7 @@
         <w:pStyle w:val="Heading2"/>
       </w:pPr>
       <w:r>
-        <w:t>2.3 Costs and Utilities</w:t>
+        <w:t>2.3 Costs</w:t>
       </w:r>
     </w:p>
     <w:p>
@@ -269,7 +294,7 @@
           <w:i/>
           <w:color w:val="969696"/>
         </w:rPr>
-        <w:t>[Keytruda $24,544/q6w (WAC). Intismeran $200,000/course (Jefferies). Sequencing $1,000. Admin $500/cycle. AE $15,000. Metastatic ~$12,000/month. Utilities: DFS 0.83, DM 0.65 (Bensimon 2019).]</w:t>
+        <w:t>[TBD — Costs]</w:t>
       </w:r>
     </w:p>
     <w:p>
@@ -277,7 +302,7 @@
         <w:pStyle w:val="Heading2"/>
       </w:pPr>
       <w:r>
-        <w:t>2.4 Sensitivity Analysis</w:t>
+        <w:t>2.4 Utilities</w:t>
       </w:r>
     </w:p>
     <w:p>
@@ -286,7 +311,1199 @@
           <w:i/>
           <w:color w:val="969696"/>
         </w:rPr>
-        <w:t>[PSA: 1,000 iterations, gamma for costs, beta for utilities, multivariate normal for survival. DSA: tornado diagram. Scenario analysis: price levels, discount rates, alternative distributions.]</w:t>
+        <w:t>[TBD — Utilities]</w:t>
+      </w:r>
+    </w:p>
+    <w:p>
+      <w:pPr>
+        <w:pStyle w:val="Heading2"/>
+      </w:pPr>
+      <w:r>
+        <w:t>2.5 Sensitivity Analysis</w:t>
+      </w:r>
+    </w:p>
+    <w:p>
+      <w:r>
+        <w:rPr>
+          <w:i/>
+          <w:color w:val="969696"/>
+        </w:rPr>
+        <w:t>[TBD — Sensitivity Analysis]</w:t>
+      </w:r>
+    </w:p>
+    <w:p>
+      <w:r>
+        <w:rPr>
+          <w:b/>
+          <w:sz w:val="20"/>
+        </w:rPr>
+        <w:t>Table 1. Model Input Parameters</w:t>
+      </w:r>
+    </w:p>
+    <w:tbl>
+      <w:tblPr>
+        <w:tblStyle w:val="TableGrid"/>
+        <w:tblW w:type="auto" w:w="0"/>
+        <w:jc w:val="center"/>
+        <w:tblLook w:firstColumn="1" w:firstRow="1" w:lastColumn="0" w:lastRow="0" w:noHBand="0" w:noVBand="1" w:val="04A0"/>
+      </w:tblPr>
+      <w:tblGrid>
+        <w:gridCol w:w="2160"/>
+        <w:gridCol w:w="2160"/>
+        <w:gridCol w:w="2160"/>
+        <w:gridCol w:w="2160"/>
+      </w:tblGrid>
+      <w:tr>
+        <w:tc>
+          <w:tcPr>
+            <w:tcW w:type="dxa" w:w="2160"/>
+          </w:tcPr>
+          <w:p>
+            <w:pPr>
+              <w:jc w:val="center"/>
+            </w:pPr>
+            <w:r>
+              <w:rPr>
+                <w:rFonts w:ascii="Times New Roman" w:hAnsi="Times New Roman"/>
+                <w:b/>
+                <w:sz w:val="18"/>
+              </w:rPr>
+              <w:t>Parameter</w:t>
+            </w:r>
+          </w:p>
+        </w:tc>
+        <w:tc>
+          <w:tcPr>
+            <w:tcW w:type="dxa" w:w="2160"/>
+          </w:tcPr>
+          <w:p>
+            <w:pPr>
+              <w:jc w:val="center"/>
+            </w:pPr>
+            <w:r>
+              <w:rPr>
+                <w:rFonts w:ascii="Times New Roman" w:hAnsi="Times New Roman"/>
+                <w:b/>
+                <w:sz w:val="18"/>
+              </w:rPr>
+              <w:t>Base Case</w:t>
+            </w:r>
+          </w:p>
+        </w:tc>
+        <w:tc>
+          <w:tcPr>
+            <w:tcW w:type="dxa" w:w="2160"/>
+          </w:tcPr>
+          <w:p>
+            <w:pPr>
+              <w:jc w:val="center"/>
+            </w:pPr>
+            <w:r>
+              <w:rPr>
+                <w:rFonts w:ascii="Times New Roman" w:hAnsi="Times New Roman"/>
+                <w:b/>
+                <w:sz w:val="18"/>
+              </w:rPr>
+              <w:t>PSA Distribution</w:t>
+            </w:r>
+          </w:p>
+        </w:tc>
+        <w:tc>
+          <w:tcPr>
+            <w:tcW w:type="dxa" w:w="2160"/>
+          </w:tcPr>
+          <w:p>
+            <w:pPr>
+              <w:jc w:val="center"/>
+            </w:pPr>
+            <w:r>
+              <w:rPr>
+                <w:rFonts w:ascii="Times New Roman" w:hAnsi="Times New Roman"/>
+                <w:b/>
+                <w:sz w:val="18"/>
+              </w:rPr>
+              <w:t>Source</w:t>
+            </w:r>
+          </w:p>
+        </w:tc>
+      </w:tr>
+      <w:tr>
+        <w:tc>
+          <w:tcPr>
+            <w:tcW w:type="dxa" w:w="2160"/>
+          </w:tcPr>
+          <w:p>
+            <w:r>
+              <w:rPr>
+                <w:rFonts w:ascii="Times New Roman" w:hAnsi="Times New Roman"/>
+                <w:sz w:val="18"/>
+              </w:rPr>
+              <w:t>5-year RFS, combo</w:t>
+            </w:r>
+          </w:p>
+        </w:tc>
+        <w:tc>
+          <w:tcPr>
+            <w:tcW w:type="dxa" w:w="2160"/>
+          </w:tcPr>
+          <w:p>
+            <w:pPr>
+              <w:jc w:val="center"/>
+            </w:pPr>
+            <w:r>
+              <w:rPr>
+                <w:rFonts w:ascii="Times New Roman" w:hAnsi="Times New Roman"/>
+                <w:sz w:val="18"/>
+              </w:rPr>
+              <w:t>68.8%</w:t>
+            </w:r>
+          </w:p>
+        </w:tc>
+        <w:tc>
+          <w:tcPr>
+            <w:tcW w:type="dxa" w:w="2160"/>
+          </w:tcPr>
+          <w:p>
+            <w:pPr>
+              <w:jc w:val="center"/>
+            </w:pPr>
+            <w:r>
+              <w:rPr>
+                <w:rFonts w:ascii="Times New Roman" w:hAnsi="Times New Roman"/>
+                <w:sz w:val="18"/>
+              </w:rPr>
+              <w:t>Beta(α=107, β=…)</w:t>
+            </w:r>
+          </w:p>
+        </w:tc>
+        <w:tc>
+          <w:tcPr>
+            <w:tcW w:type="dxa" w:w="2160"/>
+          </w:tcPr>
+          <w:p>
+            <w:pPr>
+              <w:jc w:val="center"/>
+            </w:pPr>
+            <w:r>
+              <w:rPr>
+                <w:rFonts w:ascii="Times New Roman" w:hAnsi="Times New Roman"/>
+                <w:sz w:val="18"/>
+              </w:rPr>
+              <w:t>Khattak 2026</w:t>
+            </w:r>
+          </w:p>
+        </w:tc>
+      </w:tr>
+      <w:tr>
+        <w:tc>
+          <w:tcPr>
+            <w:tcW w:type="dxa" w:w="2160"/>
+          </w:tcPr>
+          <w:p>
+            <w:r>
+              <w:rPr>
+                <w:rFonts w:ascii="Times New Roman" w:hAnsi="Times New Roman"/>
+                <w:sz w:val="18"/>
+              </w:rPr>
+              <w:t>5-year RFS, pembro</w:t>
+            </w:r>
+          </w:p>
+        </w:tc>
+        <w:tc>
+          <w:tcPr>
+            <w:tcW w:type="dxa" w:w="2160"/>
+          </w:tcPr>
+          <w:p>
+            <w:pPr>
+              <w:jc w:val="center"/>
+            </w:pPr>
+            <w:r>
+              <w:rPr>
+                <w:rFonts w:ascii="Times New Roman" w:hAnsi="Times New Roman"/>
+                <w:sz w:val="18"/>
+              </w:rPr>
+              <w:t>49.1%</w:t>
+            </w:r>
+          </w:p>
+        </w:tc>
+        <w:tc>
+          <w:tcPr>
+            <w:tcW w:type="dxa" w:w="2160"/>
+          </w:tcPr>
+          <w:p>
+            <w:pPr>
+              <w:jc w:val="center"/>
+            </w:pPr>
+            <w:r>
+              <w:rPr>
+                <w:rFonts w:ascii="Times New Roman" w:hAnsi="Times New Roman"/>
+                <w:sz w:val="18"/>
+              </w:rPr>
+              <w:t>Beta</w:t>
+            </w:r>
+          </w:p>
+        </w:tc>
+        <w:tc>
+          <w:tcPr>
+            <w:tcW w:type="dxa" w:w="2160"/>
+          </w:tcPr>
+          <w:p>
+            <w:pPr>
+              <w:jc w:val="center"/>
+            </w:pPr>
+            <w:r>
+              <w:rPr>
+                <w:rFonts w:ascii="Times New Roman" w:hAnsi="Times New Roman"/>
+                <w:sz w:val="18"/>
+              </w:rPr>
+              <w:t>Khattak 2026</w:t>
+            </w:r>
+          </w:p>
+        </w:tc>
+      </w:tr>
+      <w:tr>
+        <w:tc>
+          <w:tcPr>
+            <w:tcW w:type="dxa" w:w="2160"/>
+          </w:tcPr>
+          <w:p>
+            <w:r>
+              <w:rPr>
+                <w:rFonts w:ascii="Times New Roman" w:hAnsi="Times New Roman"/>
+                <w:sz w:val="18"/>
+              </w:rPr>
+              <w:t>RFS HR</w:t>
+            </w:r>
+          </w:p>
+        </w:tc>
+        <w:tc>
+          <w:tcPr>
+            <w:tcW w:type="dxa" w:w="2160"/>
+          </w:tcPr>
+          <w:p>
+            <w:pPr>
+              <w:jc w:val="center"/>
+            </w:pPr>
+            <w:r>
+              <w:rPr>
+                <w:rFonts w:ascii="Times New Roman" w:hAnsi="Times New Roman"/>
+                <w:sz w:val="18"/>
+              </w:rPr>
+              <w:t>0.510</w:t>
+            </w:r>
+          </w:p>
+        </w:tc>
+        <w:tc>
+          <w:tcPr>
+            <w:tcW w:type="dxa" w:w="2160"/>
+          </w:tcPr>
+          <w:p>
+            <w:pPr>
+              <w:jc w:val="center"/>
+            </w:pPr>
+            <w:r>
+              <w:rPr>
+                <w:rFonts w:ascii="Times New Roman" w:hAnsi="Times New Roman"/>
+                <w:sz w:val="18"/>
+              </w:rPr>
+              <w:t>LogNormal(-0.673, 0.282)</w:t>
+            </w:r>
+          </w:p>
+        </w:tc>
+        <w:tc>
+          <w:tcPr>
+            <w:tcW w:type="dxa" w:w="2160"/>
+          </w:tcPr>
+          <w:p>
+            <w:pPr>
+              <w:jc w:val="center"/>
+            </w:pPr>
+            <w:r>
+              <w:rPr>
+                <w:rFonts w:ascii="Times New Roman" w:hAnsi="Times New Roman"/>
+                <w:sz w:val="18"/>
+              </w:rPr>
+              <w:t>Khattak 2026</w:t>
+            </w:r>
+          </w:p>
+        </w:tc>
+      </w:tr>
+      <w:tr>
+        <w:tc>
+          <w:tcPr>
+            <w:tcW w:type="dxa" w:w="2160"/>
+          </w:tcPr>
+          <w:p>
+            <w:r>
+              <w:rPr>
+                <w:rFonts w:ascii="Times New Roman" w:hAnsi="Times New Roman"/>
+                <w:sz w:val="18"/>
+              </w:rPr>
+              <w:t>DMFS HR</w:t>
+            </w:r>
+          </w:p>
+        </w:tc>
+        <w:tc>
+          <w:tcPr>
+            <w:tcW w:type="dxa" w:w="2160"/>
+          </w:tcPr>
+          <w:p>
+            <w:pPr>
+              <w:jc w:val="center"/>
+            </w:pPr>
+            <w:r>
+              <w:rPr>
+                <w:rFonts w:ascii="Times New Roman" w:hAnsi="Times New Roman"/>
+                <w:sz w:val="18"/>
+              </w:rPr>
+              <w:t>0.411</w:t>
+            </w:r>
+          </w:p>
+        </w:tc>
+        <w:tc>
+          <w:tcPr>
+            <w:tcW w:type="dxa" w:w="2160"/>
+          </w:tcPr>
+          <w:p>
+            <w:pPr>
+              <w:jc w:val="center"/>
+            </w:pPr>
+            <w:r>
+              <w:rPr>
+                <w:rFonts w:ascii="Times New Roman" w:hAnsi="Times New Roman"/>
+                <w:sz w:val="18"/>
+              </w:rPr>
+              <w:t>LogNormal(-0.889, 0.366)</w:t>
+            </w:r>
+          </w:p>
+        </w:tc>
+        <w:tc>
+          <w:tcPr>
+            <w:tcW w:type="dxa" w:w="2160"/>
+          </w:tcPr>
+          <w:p>
+            <w:pPr>
+              <w:jc w:val="center"/>
+            </w:pPr>
+            <w:r>
+              <w:rPr>
+                <w:rFonts w:ascii="Times New Roman" w:hAnsi="Times New Roman"/>
+                <w:sz w:val="18"/>
+              </w:rPr>
+              <w:t>Khattak 2026</w:t>
+            </w:r>
+          </w:p>
+        </w:tc>
+      </w:tr>
+      <w:tr>
+        <w:tc>
+          <w:tcPr>
+            <w:tcW w:type="dxa" w:w="2160"/>
+          </w:tcPr>
+          <w:p>
+            <w:r>
+              <w:rPr>
+                <w:rFonts w:ascii="Times New Roman" w:hAnsi="Times New Roman"/>
+                <w:sz w:val="18"/>
+              </w:rPr>
+              <w:t>5-year OS, combo</w:t>
+            </w:r>
+          </w:p>
+        </w:tc>
+        <w:tc>
+          <w:tcPr>
+            <w:tcW w:type="dxa" w:w="2160"/>
+          </w:tcPr>
+          <w:p>
+            <w:pPr>
+              <w:jc w:val="center"/>
+            </w:pPr>
+            <w:r>
+              <w:rPr>
+                <w:rFonts w:ascii="Times New Roman" w:hAnsi="Times New Roman"/>
+                <w:sz w:val="18"/>
+              </w:rPr>
+              <w:t>92.2%</w:t>
+            </w:r>
+          </w:p>
+        </w:tc>
+        <w:tc>
+          <w:tcPr>
+            <w:tcW w:type="dxa" w:w="2160"/>
+          </w:tcPr>
+          <w:p>
+            <w:pPr>
+              <w:jc w:val="center"/>
+            </w:pPr>
+            <w:r>
+              <w:rPr>
+                <w:rFonts w:ascii="Times New Roman" w:hAnsi="Times New Roman"/>
+                <w:sz w:val="18"/>
+              </w:rPr>
+              <w:t>Beta</w:t>
+            </w:r>
+          </w:p>
+        </w:tc>
+        <w:tc>
+          <w:tcPr>
+            <w:tcW w:type="dxa" w:w="2160"/>
+          </w:tcPr>
+          <w:p>
+            <w:pPr>
+              <w:jc w:val="center"/>
+            </w:pPr>
+            <w:r>
+              <w:rPr>
+                <w:rFonts w:ascii="Times New Roman" w:hAnsi="Times New Roman"/>
+                <w:sz w:val="18"/>
+              </w:rPr>
+              <w:t>Khattak 2026</w:t>
+            </w:r>
+          </w:p>
+        </w:tc>
+      </w:tr>
+      <w:tr>
+        <w:tc>
+          <w:tcPr>
+            <w:tcW w:type="dxa" w:w="2160"/>
+          </w:tcPr>
+          <w:p>
+            <w:r>
+              <w:rPr>
+                <w:rFonts w:ascii="Times New Roman" w:hAnsi="Times New Roman"/>
+                <w:sz w:val="18"/>
+              </w:rPr>
+              <w:t>5-year OS, pembro</w:t>
+            </w:r>
+          </w:p>
+        </w:tc>
+        <w:tc>
+          <w:tcPr>
+            <w:tcW w:type="dxa" w:w="2160"/>
+          </w:tcPr>
+          <w:p>
+            <w:pPr>
+              <w:jc w:val="center"/>
+            </w:pPr>
+            <w:r>
+              <w:rPr>
+                <w:rFonts w:ascii="Times New Roman" w:hAnsi="Times New Roman"/>
+                <w:sz w:val="18"/>
+              </w:rPr>
+              <w:t>71.3%</w:t>
+            </w:r>
+          </w:p>
+        </w:tc>
+        <w:tc>
+          <w:tcPr>
+            <w:tcW w:type="dxa" w:w="2160"/>
+          </w:tcPr>
+          <w:p>
+            <w:pPr>
+              <w:jc w:val="center"/>
+            </w:pPr>
+            <w:r>
+              <w:rPr>
+                <w:rFonts w:ascii="Times New Roman" w:hAnsi="Times New Roman"/>
+                <w:sz w:val="18"/>
+              </w:rPr>
+              <w:t>Beta</w:t>
+            </w:r>
+          </w:p>
+        </w:tc>
+        <w:tc>
+          <w:tcPr>
+            <w:tcW w:type="dxa" w:w="2160"/>
+          </w:tcPr>
+          <w:p>
+            <w:pPr>
+              <w:jc w:val="center"/>
+            </w:pPr>
+            <w:r>
+              <w:rPr>
+                <w:rFonts w:ascii="Times New Roman" w:hAnsi="Times New Roman"/>
+                <w:sz w:val="18"/>
+              </w:rPr>
+              <w:t>Khattak 2026</w:t>
+            </w:r>
+          </w:p>
+        </w:tc>
+      </w:tr>
+      <w:tr>
+        <w:tc>
+          <w:tcPr>
+            <w:tcW w:type="dxa" w:w="2160"/>
+          </w:tcPr>
+          <w:p>
+            <w:r>
+              <w:rPr>
+                <w:rFonts w:ascii="Times New Roman" w:hAnsi="Times New Roman"/>
+                <w:sz w:val="18"/>
+              </w:rPr>
+              <w:t>Keytruda annual</w:t>
+            </w:r>
+          </w:p>
+        </w:tc>
+        <w:tc>
+          <w:tcPr>
+            <w:tcW w:type="dxa" w:w="2160"/>
+          </w:tcPr>
+          <w:p>
+            <w:pPr>
+              <w:jc w:val="center"/>
+            </w:pPr>
+            <w:r>
+              <w:rPr>
+                <w:rFonts w:ascii="Times New Roman" w:hAnsi="Times New Roman"/>
+                <w:sz w:val="18"/>
+              </w:rPr>
+              <w:t>$220,896</w:t>
+            </w:r>
+          </w:p>
+        </w:tc>
+        <w:tc>
+          <w:tcPr>
+            <w:tcW w:type="dxa" w:w="2160"/>
+          </w:tcPr>
+          <w:p>
+            <w:pPr>
+              <w:jc w:val="center"/>
+            </w:pPr>
+            <w:r>
+              <w:rPr>
+                <w:rFonts w:ascii="Times New Roman" w:hAnsi="Times New Roman"/>
+                <w:sz w:val="18"/>
+              </w:rPr>
+              <w:t>Gamma(25, 8,836)</w:t>
+            </w:r>
+          </w:p>
+        </w:tc>
+        <w:tc>
+          <w:tcPr>
+            <w:tcW w:type="dxa" w:w="2160"/>
+          </w:tcPr>
+          <w:p>
+            <w:pPr>
+              <w:jc w:val="center"/>
+            </w:pPr>
+            <w:r>
+              <w:rPr>
+                <w:rFonts w:ascii="Times New Roman" w:hAnsi="Times New Roman"/>
+                <w:sz w:val="18"/>
+              </w:rPr>
+              <w:t>GoodRx 2026</w:t>
+            </w:r>
+          </w:p>
+        </w:tc>
+      </w:tr>
+      <w:tr>
+        <w:tc>
+          <w:tcPr>
+            <w:tcW w:type="dxa" w:w="2160"/>
+          </w:tcPr>
+          <w:p>
+            <w:r>
+              <w:rPr>
+                <w:rFonts w:ascii="Times New Roman" w:hAnsi="Times New Roman"/>
+                <w:sz w:val="18"/>
+              </w:rPr>
+              <w:t>Intismeran course</w:t>
+            </w:r>
+          </w:p>
+        </w:tc>
+        <w:tc>
+          <w:tcPr>
+            <w:tcW w:type="dxa" w:w="2160"/>
+          </w:tcPr>
+          <w:p>
+            <w:pPr>
+              <w:jc w:val="center"/>
+            </w:pPr>
+            <w:r>
+              <w:rPr>
+                <w:rFonts w:ascii="Times New Roman" w:hAnsi="Times New Roman"/>
+                <w:sz w:val="18"/>
+              </w:rPr>
+              <w:t>$200,000</w:t>
+            </w:r>
+          </w:p>
+        </w:tc>
+        <w:tc>
+          <w:tcPr>
+            <w:tcW w:type="dxa" w:w="2160"/>
+          </w:tcPr>
+          <w:p>
+            <w:pPr>
+              <w:jc w:val="center"/>
+            </w:pPr>
+            <w:r>
+              <w:rPr>
+                <w:rFonts w:ascii="Times New Roman" w:hAnsi="Times New Roman"/>
+                <w:sz w:val="18"/>
+              </w:rPr>
+              <w:t>Gamma(25, 8,000)</w:t>
+            </w:r>
+          </w:p>
+        </w:tc>
+        <w:tc>
+          <w:tcPr>
+            <w:tcW w:type="dxa" w:w="2160"/>
+          </w:tcPr>
+          <w:p>
+            <w:pPr>
+              <w:jc w:val="center"/>
+            </w:pPr>
+            <w:r>
+              <w:rPr>
+                <w:rFonts w:ascii="Times New Roman" w:hAnsi="Times New Roman"/>
+                <w:sz w:val="18"/>
+              </w:rPr>
+              <w:t>Jefferies 2026</w:t>
+            </w:r>
+          </w:p>
+        </w:tc>
+      </w:tr>
+      <w:tr>
+        <w:tc>
+          <w:tcPr>
+            <w:tcW w:type="dxa" w:w="2160"/>
+          </w:tcPr>
+          <w:p>
+            <w:r>
+              <w:rPr>
+                <w:rFonts w:ascii="Times New Roman" w:hAnsi="Times New Roman"/>
+                <w:sz w:val="18"/>
+              </w:rPr>
+              <w:t>Sequencing</w:t>
+            </w:r>
+          </w:p>
+        </w:tc>
+        <w:tc>
+          <w:tcPr>
+            <w:tcW w:type="dxa" w:w="2160"/>
+          </w:tcPr>
+          <w:p>
+            <w:pPr>
+              <w:jc w:val="center"/>
+            </w:pPr>
+            <w:r>
+              <w:rPr>
+                <w:rFonts w:ascii="Times New Roman" w:hAnsi="Times New Roman"/>
+                <w:sz w:val="18"/>
+              </w:rPr>
+              <w:t>$1,000</w:t>
+            </w:r>
+          </w:p>
+        </w:tc>
+        <w:tc>
+          <w:tcPr>
+            <w:tcW w:type="dxa" w:w="2160"/>
+          </w:tcPr>
+          <w:p>
+            <w:pPr>
+              <w:jc w:val="center"/>
+            </w:pPr>
+            <w:r>
+              <w:rPr>
+                <w:rFonts w:ascii="Times New Roman" w:hAnsi="Times New Roman"/>
+                <w:sz w:val="18"/>
+              </w:rPr>
+              <w:t>Fixed</w:t>
+            </w:r>
+          </w:p>
+        </w:tc>
+        <w:tc>
+          <w:tcPr>
+            <w:tcW w:type="dxa" w:w="2160"/>
+          </w:tcPr>
+          <w:p>
+            <w:pPr>
+              <w:jc w:val="center"/>
+            </w:pPr>
+            <w:r>
+              <w:rPr>
+                <w:rFonts w:ascii="Times New Roman" w:hAnsi="Times New Roman"/>
+                <w:sz w:val="18"/>
+              </w:rPr>
+              <w:t>Industry 2025</w:t>
+            </w:r>
+          </w:p>
+        </w:tc>
+      </w:tr>
+      <w:tr>
+        <w:tc>
+          <w:tcPr>
+            <w:tcW w:type="dxa" w:w="2160"/>
+          </w:tcPr>
+          <w:p>
+            <w:r>
+              <w:rPr>
+                <w:rFonts w:ascii="Times New Roman" w:hAnsi="Times New Roman"/>
+                <w:sz w:val="18"/>
+              </w:rPr>
+              <w:t>Admin/cycle</w:t>
+            </w:r>
+          </w:p>
+        </w:tc>
+        <w:tc>
+          <w:tcPr>
+            <w:tcW w:type="dxa" w:w="2160"/>
+          </w:tcPr>
+          <w:p>
+            <w:pPr>
+              <w:jc w:val="center"/>
+            </w:pPr>
+            <w:r>
+              <w:rPr>
+                <w:rFonts w:ascii="Times New Roman" w:hAnsi="Times New Roman"/>
+                <w:sz w:val="18"/>
+              </w:rPr>
+              <w:t>$500</w:t>
+            </w:r>
+          </w:p>
+        </w:tc>
+        <w:tc>
+          <w:tcPr>
+            <w:tcW w:type="dxa" w:w="2160"/>
+          </w:tcPr>
+          <w:p>
+            <w:pPr>
+              <w:jc w:val="center"/>
+            </w:pPr>
+            <w:r>
+              <w:rPr>
+                <w:rFonts w:ascii="Times New Roman" w:hAnsi="Times New Roman"/>
+                <w:sz w:val="18"/>
+              </w:rPr>
+              <w:t>Fixed</w:t>
+            </w:r>
+          </w:p>
+        </w:tc>
+        <w:tc>
+          <w:tcPr>
+            <w:tcW w:type="dxa" w:w="2160"/>
+          </w:tcPr>
+          <w:p>
+            <w:pPr>
+              <w:jc w:val="center"/>
+            </w:pPr>
+            <w:r>
+              <w:rPr>
+                <w:rFonts w:ascii="Times New Roman" w:hAnsi="Times New Roman"/>
+                <w:sz w:val="18"/>
+              </w:rPr>
+              <w:t>CMS PFS</w:t>
+            </w:r>
+          </w:p>
+        </w:tc>
+      </w:tr>
+      <w:tr>
+        <w:tc>
+          <w:tcPr>
+            <w:tcW w:type="dxa" w:w="2160"/>
+          </w:tcPr>
+          <w:p>
+            <w:r>
+              <w:rPr>
+                <w:rFonts w:ascii="Times New Roman" w:hAnsi="Times New Roman"/>
+                <w:sz w:val="18"/>
+              </w:rPr>
+              <w:t>AE (combo)</w:t>
+            </w:r>
+          </w:p>
+        </w:tc>
+        <w:tc>
+          <w:tcPr>
+            <w:tcW w:type="dxa" w:w="2160"/>
+          </w:tcPr>
+          <w:p>
+            <w:pPr>
+              <w:jc w:val="center"/>
+            </w:pPr>
+            <w:r>
+              <w:rPr>
+                <w:rFonts w:ascii="Times New Roman" w:hAnsi="Times New Roman"/>
+                <w:sz w:val="18"/>
+              </w:rPr>
+              <w:t>$15,000</w:t>
+            </w:r>
+          </w:p>
+        </w:tc>
+        <w:tc>
+          <w:tcPr>
+            <w:tcW w:type="dxa" w:w="2160"/>
+          </w:tcPr>
+          <w:p>
+            <w:pPr>
+              <w:jc w:val="center"/>
+            </w:pPr>
+            <w:r>
+              <w:rPr>
+                <w:rFonts w:ascii="Times New Roman" w:hAnsi="Times New Roman"/>
+                <w:sz w:val="18"/>
+              </w:rPr>
+              <w:t>Gamma(4, 3,750)</w:t>
+            </w:r>
+          </w:p>
+        </w:tc>
+        <w:tc>
+          <w:tcPr>
+            <w:tcW w:type="dxa" w:w="2160"/>
+          </w:tcPr>
+          <w:p>
+            <w:pPr>
+              <w:jc w:val="center"/>
+            </w:pPr>
+            <w:r>
+              <w:rPr>
+                <w:rFonts w:ascii="Times New Roman" w:hAnsi="Times New Roman"/>
+                <w:sz w:val="18"/>
+              </w:rPr>
+              <w:t>Literature</w:t>
+            </w:r>
+          </w:p>
+        </w:tc>
+      </w:tr>
+      <w:tr>
+        <w:tc>
+          <w:tcPr>
+            <w:tcW w:type="dxa" w:w="2160"/>
+          </w:tcPr>
+          <w:p>
+            <w:r>
+              <w:rPr>
+                <w:rFonts w:ascii="Times New Roman" w:hAnsi="Times New Roman"/>
+                <w:sz w:val="18"/>
+              </w:rPr>
+              <w:t>Metastatic/month</w:t>
+            </w:r>
+          </w:p>
+        </w:tc>
+        <w:tc>
+          <w:tcPr>
+            <w:tcW w:type="dxa" w:w="2160"/>
+          </w:tcPr>
+          <w:p>
+            <w:pPr>
+              <w:jc w:val="center"/>
+            </w:pPr>
+            <w:r>
+              <w:rPr>
+                <w:rFonts w:ascii="Times New Roman" w:hAnsi="Times New Roman"/>
+                <w:sz w:val="18"/>
+              </w:rPr>
+              <w:t>$12,000</w:t>
+            </w:r>
+          </w:p>
+        </w:tc>
+        <w:tc>
+          <w:tcPr>
+            <w:tcW w:type="dxa" w:w="2160"/>
+          </w:tcPr>
+          <w:p>
+            <w:pPr>
+              <w:jc w:val="center"/>
+            </w:pPr>
+            <w:r>
+              <w:rPr>
+                <w:rFonts w:ascii="Times New Roman" w:hAnsi="Times New Roman"/>
+                <w:sz w:val="18"/>
+              </w:rPr>
+              <w:t>Gamma(4, 3,000)</w:t>
+            </w:r>
+          </w:p>
+        </w:tc>
+        <w:tc>
+          <w:tcPr>
+            <w:tcW w:type="dxa" w:w="2160"/>
+          </w:tcPr>
+          <w:p>
+            <w:pPr>
+              <w:jc w:val="center"/>
+            </w:pPr>
+            <w:r>
+              <w:rPr>
+                <w:rFonts w:ascii="Times New Roman" w:hAnsi="Times New Roman"/>
+                <w:sz w:val="18"/>
+              </w:rPr>
+              <w:t>Literature</w:t>
+            </w:r>
+          </w:p>
+        </w:tc>
+      </w:tr>
+      <w:tr>
+        <w:tc>
+          <w:tcPr>
+            <w:tcW w:type="dxa" w:w="2160"/>
+          </w:tcPr>
+          <w:p>
+            <w:r>
+              <w:rPr>
+                <w:rFonts w:ascii="Times New Roman" w:hAnsi="Times New Roman"/>
+                <w:sz w:val="18"/>
+              </w:rPr>
+              <w:t>Utility DFS</w:t>
+            </w:r>
+          </w:p>
+        </w:tc>
+        <w:tc>
+          <w:tcPr>
+            <w:tcW w:type="dxa" w:w="2160"/>
+          </w:tcPr>
+          <w:p>
+            <w:pPr>
+              <w:jc w:val="center"/>
+            </w:pPr>
+            <w:r>
+              <w:rPr>
+                <w:rFonts w:ascii="Times New Roman" w:hAnsi="Times New Roman"/>
+                <w:sz w:val="18"/>
+              </w:rPr>
+              <w:t>0.83</w:t>
+            </w:r>
+          </w:p>
+        </w:tc>
+        <w:tc>
+          <w:tcPr>
+            <w:tcW w:type="dxa" w:w="2160"/>
+          </w:tcPr>
+          <w:p>
+            <w:pPr>
+              <w:jc w:val="center"/>
+            </w:pPr>
+            <w:r>
+              <w:rPr>
+                <w:rFonts w:ascii="Times New Roman" w:hAnsi="Times New Roman"/>
+                <w:sz w:val="18"/>
+              </w:rPr>
+              <w:t>Beta(395, 81)</w:t>
+            </w:r>
+          </w:p>
+        </w:tc>
+        <w:tc>
+          <w:tcPr>
+            <w:tcW w:type="dxa" w:w="2160"/>
+          </w:tcPr>
+          <w:p>
+            <w:pPr>
+              <w:jc w:val="center"/>
+            </w:pPr>
+            <w:r>
+              <w:rPr>
+                <w:rFonts w:ascii="Times New Roman" w:hAnsi="Times New Roman"/>
+                <w:sz w:val="18"/>
+              </w:rPr>
+              <w:t>Bensimon 2019</w:t>
+            </w:r>
+          </w:p>
+        </w:tc>
+      </w:tr>
+      <w:tr>
+        <w:tc>
+          <w:tcPr>
+            <w:tcW w:type="dxa" w:w="2160"/>
+          </w:tcPr>
+          <w:p>
+            <w:r>
+              <w:rPr>
+                <w:rFonts w:ascii="Times New Roman" w:hAnsi="Times New Roman"/>
+                <w:sz w:val="18"/>
+              </w:rPr>
+              <w:t>Utility DM</w:t>
+            </w:r>
+          </w:p>
+        </w:tc>
+        <w:tc>
+          <w:tcPr>
+            <w:tcW w:type="dxa" w:w="2160"/>
+          </w:tcPr>
+          <w:p>
+            <w:pPr>
+              <w:jc w:val="center"/>
+            </w:pPr>
+            <w:r>
+              <w:rPr>
+                <w:rFonts w:ascii="Times New Roman" w:hAnsi="Times New Roman"/>
+                <w:sz w:val="18"/>
+              </w:rPr>
+              <w:t>0.65</w:t>
+            </w:r>
+          </w:p>
+        </w:tc>
+        <w:tc>
+          <w:tcPr>
+            <w:tcW w:type="dxa" w:w="2160"/>
+          </w:tcPr>
+          <w:p>
+            <w:pPr>
+              <w:jc w:val="center"/>
+            </w:pPr>
+            <w:r>
+              <w:rPr>
+                <w:rFonts w:ascii="Times New Roman" w:hAnsi="Times New Roman"/>
+                <w:sz w:val="18"/>
+              </w:rPr>
+              <w:t>Beta(295, 159)</w:t>
+            </w:r>
+          </w:p>
+        </w:tc>
+        <w:tc>
+          <w:tcPr>
+            <w:tcW w:type="dxa" w:w="2160"/>
+          </w:tcPr>
+          <w:p>
+            <w:pPr>
+              <w:jc w:val="center"/>
+            </w:pPr>
+            <w:r>
+              <w:rPr>
+                <w:rFonts w:ascii="Times New Roman" w:hAnsi="Times New Roman"/>
+                <w:sz w:val="18"/>
+              </w:rPr>
+              <w:t>Bensimon 2019</w:t>
+            </w:r>
+          </w:p>
+        </w:tc>
+      </w:tr>
+      <w:tr>
+        <w:tc>
+          <w:tcPr>
+            <w:tcW w:type="dxa" w:w="2160"/>
+          </w:tcPr>
+          <w:p>
+            <w:r>
+              <w:rPr>
+                <w:rFonts w:ascii="Times New Roman" w:hAnsi="Times New Roman"/>
+                <w:sz w:val="18"/>
+              </w:rPr>
+              <w:t>AE disutility</w:t>
+            </w:r>
+          </w:p>
+        </w:tc>
+        <w:tc>
+          <w:tcPr>
+            <w:tcW w:type="dxa" w:w="2160"/>
+          </w:tcPr>
+          <w:p>
+            <w:pPr>
+              <w:jc w:val="center"/>
+            </w:pPr>
+            <w:r>
+              <w:rPr>
+                <w:rFonts w:ascii="Times New Roman" w:hAnsi="Times New Roman"/>
+                <w:sz w:val="18"/>
+              </w:rPr>
+              <w:t>0.05</w:t>
+            </w:r>
+          </w:p>
+        </w:tc>
+        <w:tc>
+          <w:tcPr>
+            <w:tcW w:type="dxa" w:w="2160"/>
+          </w:tcPr>
+          <w:p>
+            <w:pPr>
+              <w:jc w:val="center"/>
+            </w:pPr>
+            <w:r>
+              <w:rPr>
+                <w:rFonts w:ascii="Times New Roman" w:hAnsi="Times New Roman"/>
+                <w:sz w:val="18"/>
+              </w:rPr>
+              <w:t>Beta</w:t>
+            </w:r>
+          </w:p>
+        </w:tc>
+        <w:tc>
+          <w:tcPr>
+            <w:tcW w:type="dxa" w:w="2160"/>
+          </w:tcPr>
+          <w:p>
+            <w:pPr>
+              <w:jc w:val="center"/>
+            </w:pPr>
+            <w:r>
+              <w:rPr>
+                <w:rFonts w:ascii="Times New Roman" w:hAnsi="Times New Roman"/>
+                <w:sz w:val="18"/>
+              </w:rPr>
+              <w:t>Bensimon 2019</w:t>
+            </w:r>
+          </w:p>
+        </w:tc>
+      </w:tr>
+      <w:tr>
+        <w:tc>
+          <w:tcPr>
+            <w:tcW w:type="dxa" w:w="2160"/>
+          </w:tcPr>
+          <w:p>
+            <w:r>
+              <w:rPr>
+                <w:rFonts w:ascii="Times New Roman" w:hAnsi="Times New Roman"/>
+                <w:sz w:val="18"/>
+              </w:rPr>
+              <w:t>Discount rate</w:t>
+            </w:r>
+          </w:p>
+        </w:tc>
+        <w:tc>
+          <w:tcPr>
+            <w:tcW w:type="dxa" w:w="2160"/>
+          </w:tcPr>
+          <w:p>
+            <w:pPr>
+              <w:jc w:val="center"/>
+            </w:pPr>
+            <w:r>
+              <w:rPr>
+                <w:rFonts w:ascii="Times New Roman" w:hAnsi="Times New Roman"/>
+                <w:sz w:val="18"/>
+              </w:rPr>
+              <w:t>3%</w:t>
+            </w:r>
+          </w:p>
+        </w:tc>
+        <w:tc>
+          <w:tcPr>
+            <w:tcW w:type="dxa" w:w="2160"/>
+          </w:tcPr>
+          <w:p>
+            <w:pPr>
+              <w:jc w:val="center"/>
+            </w:pPr>
+            <w:r>
+              <w:rPr>
+                <w:rFonts w:ascii="Times New Roman" w:hAnsi="Times New Roman"/>
+                <w:sz w:val="18"/>
+              </w:rPr>
+              <w:t>Fixed</w:t>
+            </w:r>
+          </w:p>
+        </w:tc>
+        <w:tc>
+          <w:tcPr>
+            <w:tcW w:type="dxa" w:w="2160"/>
+          </w:tcPr>
+          <w:p>
+            <w:pPr>
+              <w:jc w:val="center"/>
+            </w:pPr>
+            <w:r>
+              <w:rPr>
+                <w:rFonts w:ascii="Times New Roman" w:hAnsi="Times New Roman"/>
+                <w:sz w:val="18"/>
+              </w:rPr>
+              <w:t>Standard</w:t>
+            </w:r>
+          </w:p>
+        </w:tc>
+      </w:tr>
+    </w:tbl>
+    <w:p/>
+    <w:p>
+      <w:r>
+        <w:br w:type="page"/>
       </w:r>
     </w:p>
     <w:p>
@@ -311,9 +1528,307 @@
           <w:i/>
           <w:color w:val="969696"/>
         </w:rPr>
-        <w:t>[ICER $164,630/QALY. Combo: 12.54 QALYs, $1,821,435. Pembro: 6.72 QALYs, $862,286. Incremental: 5.83 QALYs, $959,150.]</w:t>
+        <w:t>[TBD — describe base case results]</w:t>
       </w:r>
     </w:p>
+    <w:p>
+      <w:r>
+        <w:rPr>
+          <w:b/>
+          <w:sz w:val="20"/>
+        </w:rPr>
+        <w:t>Table 2. Base Case Results</w:t>
+      </w:r>
+    </w:p>
+    <w:tbl>
+      <w:tblPr>
+        <w:tblStyle w:val="TableGrid"/>
+        <w:tblW w:type="auto" w:w="0"/>
+        <w:jc w:val="center"/>
+        <w:tblLook w:firstColumn="1" w:firstRow="1" w:lastColumn="0" w:lastRow="0" w:noHBand="0" w:noVBand="1" w:val="04A0"/>
+      </w:tblPr>
+      <w:tblGrid>
+        <w:gridCol w:w="2160"/>
+        <w:gridCol w:w="2160"/>
+        <w:gridCol w:w="2160"/>
+        <w:gridCol w:w="2160"/>
+      </w:tblGrid>
+      <w:tr>
+        <w:tc>
+          <w:tcPr>
+            <w:tcW w:type="dxa" w:w="2160"/>
+          </w:tcPr>
+          <w:p>
+            <w:pPr>
+              <w:jc w:val="center"/>
+            </w:pPr>
+            <w:r>
+              <w:rPr>
+                <w:rFonts w:ascii="Times New Roman" w:hAnsi="Times New Roman"/>
+                <w:b/>
+                <w:sz w:val="18"/>
+              </w:rPr>
+            </w:r>
+          </w:p>
+        </w:tc>
+        <w:tc>
+          <w:tcPr>
+            <w:tcW w:type="dxa" w:w="2160"/>
+          </w:tcPr>
+          <w:p>
+            <w:pPr>
+              <w:jc w:val="center"/>
+            </w:pPr>
+            <w:r>
+              <w:rPr>
+                <w:rFonts w:ascii="Times New Roman" w:hAnsi="Times New Roman"/>
+                <w:b/>
+                <w:sz w:val="18"/>
+              </w:rPr>
+              <w:t>Pembrolizumab</w:t>
+            </w:r>
+          </w:p>
+        </w:tc>
+        <w:tc>
+          <w:tcPr>
+            <w:tcW w:type="dxa" w:w="2160"/>
+          </w:tcPr>
+          <w:p>
+            <w:pPr>
+              <w:jc w:val="center"/>
+            </w:pPr>
+            <w:r>
+              <w:rPr>
+                <w:rFonts w:ascii="Times New Roman" w:hAnsi="Times New Roman"/>
+                <w:b/>
+                <w:sz w:val="18"/>
+              </w:rPr>
+              <w:t>Intismeran + Pembro</w:t>
+            </w:r>
+          </w:p>
+        </w:tc>
+        <w:tc>
+          <w:tcPr>
+            <w:tcW w:type="dxa" w:w="2160"/>
+          </w:tcPr>
+          <w:p>
+            <w:pPr>
+              <w:jc w:val="center"/>
+            </w:pPr>
+            <w:r>
+              <w:rPr>
+                <w:rFonts w:ascii="Times New Roman" w:hAnsi="Times New Roman"/>
+                <w:b/>
+                <w:sz w:val="18"/>
+              </w:rPr>
+              <w:t>Incremental</w:t>
+            </w:r>
+          </w:p>
+        </w:tc>
+      </w:tr>
+      <w:tr>
+        <w:tc>
+          <w:tcPr>
+            <w:tcW w:type="dxa" w:w="2160"/>
+          </w:tcPr>
+          <w:p>
+            <w:r>
+              <w:rPr>
+                <w:rFonts w:ascii="Times New Roman" w:hAnsi="Times New Roman"/>
+                <w:sz w:val="18"/>
+              </w:rPr>
+              <w:t>Total QALYs</w:t>
+            </w:r>
+          </w:p>
+        </w:tc>
+        <w:tc>
+          <w:tcPr>
+            <w:tcW w:type="dxa" w:w="2160"/>
+          </w:tcPr>
+          <w:p>
+            <w:pPr>
+              <w:jc w:val="center"/>
+            </w:pPr>
+            <w:r>
+              <w:rPr>
+                <w:rFonts w:ascii="Times New Roman" w:hAnsi="Times New Roman"/>
+                <w:sz w:val="18"/>
+              </w:rPr>
+              <w:t>6.72</w:t>
+            </w:r>
+          </w:p>
+        </w:tc>
+        <w:tc>
+          <w:tcPr>
+            <w:tcW w:type="dxa" w:w="2160"/>
+          </w:tcPr>
+          <w:p>
+            <w:pPr>
+              <w:jc w:val="center"/>
+            </w:pPr>
+            <w:r>
+              <w:rPr>
+                <w:rFonts w:ascii="Times New Roman" w:hAnsi="Times New Roman"/>
+                <w:sz w:val="18"/>
+              </w:rPr>
+              <w:t>12.54</w:t>
+            </w:r>
+          </w:p>
+        </w:tc>
+        <w:tc>
+          <w:tcPr>
+            <w:tcW w:type="dxa" w:w="2160"/>
+          </w:tcPr>
+          <w:p>
+            <w:pPr>
+              <w:jc w:val="center"/>
+            </w:pPr>
+            <w:r>
+              <w:rPr>
+                <w:rFonts w:ascii="Times New Roman" w:hAnsi="Times New Roman"/>
+                <w:sz w:val="18"/>
+              </w:rPr>
+              <w:t>5.83</w:t>
+            </w:r>
+          </w:p>
+        </w:tc>
+      </w:tr>
+      <w:tr>
+        <w:tc>
+          <w:tcPr>
+            <w:tcW w:type="dxa" w:w="2160"/>
+          </w:tcPr>
+          <w:p>
+            <w:r>
+              <w:rPr>
+                <w:rFonts w:ascii="Times New Roman" w:hAnsi="Times New Roman"/>
+                <w:sz w:val="18"/>
+              </w:rPr>
+              <w:t>Total Cost</w:t>
+            </w:r>
+          </w:p>
+        </w:tc>
+        <w:tc>
+          <w:tcPr>
+            <w:tcW w:type="dxa" w:w="2160"/>
+          </w:tcPr>
+          <w:p>
+            <w:pPr>
+              <w:jc w:val="center"/>
+            </w:pPr>
+            <w:r>
+              <w:rPr>
+                <w:rFonts w:ascii="Times New Roman" w:hAnsi="Times New Roman"/>
+                <w:sz w:val="18"/>
+              </w:rPr>
+              <w:t>$862,286</w:t>
+            </w:r>
+          </w:p>
+        </w:tc>
+        <w:tc>
+          <w:tcPr>
+            <w:tcW w:type="dxa" w:w="2160"/>
+          </w:tcPr>
+          <w:p>
+            <w:pPr>
+              <w:jc w:val="center"/>
+            </w:pPr>
+            <w:r>
+              <w:rPr>
+                <w:rFonts w:ascii="Times New Roman" w:hAnsi="Times New Roman"/>
+                <w:sz w:val="18"/>
+              </w:rPr>
+              <w:t>$1,821,435</w:t>
+            </w:r>
+          </w:p>
+        </w:tc>
+        <w:tc>
+          <w:tcPr>
+            <w:tcW w:type="dxa" w:w="2160"/>
+          </w:tcPr>
+          <w:p>
+            <w:pPr>
+              <w:jc w:val="center"/>
+            </w:pPr>
+            <w:r>
+              <w:rPr>
+                <w:rFonts w:ascii="Times New Roman" w:hAnsi="Times New Roman"/>
+                <w:sz w:val="18"/>
+              </w:rPr>
+              <w:t>$959,150</w:t>
+            </w:r>
+          </w:p>
+        </w:tc>
+      </w:tr>
+      <w:tr>
+        <w:tc>
+          <w:tcPr>
+            <w:tcW w:type="dxa" w:w="2160"/>
+          </w:tcPr>
+          <w:p>
+            <w:r>
+              <w:rPr>
+                <w:rFonts w:ascii="Times New Roman" w:hAnsi="Times New Roman"/>
+                <w:sz w:val="18"/>
+              </w:rPr>
+              <w:t>ICER</w:t>
+            </w:r>
+          </w:p>
+        </w:tc>
+        <w:tc>
+          <w:tcPr>
+            <w:tcW w:type="dxa" w:w="2160"/>
+          </w:tcPr>
+          <w:p>
+            <w:pPr>
+              <w:jc w:val="center"/>
+            </w:pPr>
+            <w:r>
+              <w:rPr>
+                <w:rFonts w:ascii="Times New Roman" w:hAnsi="Times New Roman"/>
+                <w:sz w:val="18"/>
+              </w:rPr>
+              <w:t>—</w:t>
+            </w:r>
+          </w:p>
+        </w:tc>
+        <w:tc>
+          <w:tcPr>
+            <w:tcW w:type="dxa" w:w="2160"/>
+          </w:tcPr>
+          <w:p>
+            <w:pPr>
+              <w:jc w:val="center"/>
+            </w:pPr>
+            <w:r>
+              <w:rPr>
+                <w:rFonts w:ascii="Times New Roman" w:hAnsi="Times New Roman"/>
+                <w:sz w:val="18"/>
+              </w:rPr>
+              <w:t>—</w:t>
+            </w:r>
+          </w:p>
+        </w:tc>
+        <w:tc>
+          <w:tcPr>
+            <w:tcW w:type="dxa" w:w="2160"/>
+          </w:tcPr>
+          <w:p>
+            <w:pPr>
+              <w:jc w:val="center"/>
+            </w:pPr>
+            <w:r>
+              <w:rPr>
+                <w:rFonts w:ascii="Times New Roman" w:hAnsi="Times New Roman"/>
+                <w:sz w:val="18"/>
+              </w:rPr>
+              <w:t>$164,630/QALY</w:t>
+            </w:r>
+          </w:p>
+        </w:tc>
+      </w:tr>
+    </w:tbl>
+    <w:p/>
     <w:p>
       <w:pPr>
         <w:pStyle w:val="Heading2"/>
@@ -328,9 +1843,234 @@
           <w:i/>
           <w:color w:val="969696"/>
         </w:rPr>
-        <w:t>[PSA: mean $165,409, 95% CI $114,383-$224,333. P(CE @ $150K)=29.5%. Tornado: 5yr RFS combo most sensitive. Keytruda price insensitive (cancels in incremental).]</w:t>
+        <w:t>[TBD — describe PSA and DSA results]</w:t>
       </w:r>
     </w:p>
+    <w:p>
+      <w:r>
+        <w:rPr>
+          <w:b/>
+          <w:sz w:val="20"/>
+        </w:rPr>
+        <w:t>Table 3. Probabilistic Sensitivity Analysis</w:t>
+      </w:r>
+    </w:p>
+    <w:tbl>
+      <w:tblPr>
+        <w:tblStyle w:val="TableGrid"/>
+        <w:tblW w:type="auto" w:w="0"/>
+        <w:jc w:val="center"/>
+        <w:tblLook w:firstColumn="1" w:firstRow="1" w:lastColumn="0" w:lastRow="0" w:noHBand="0" w:noVBand="1" w:val="04A0"/>
+      </w:tblPr>
+      <w:tblGrid>
+        <w:gridCol w:w="4320"/>
+        <w:gridCol w:w="4320"/>
+      </w:tblGrid>
+      <w:tr>
+        <w:tc>
+          <w:tcPr>
+            <w:tcW w:type="dxa" w:w="4320"/>
+          </w:tcPr>
+          <w:p>
+            <w:pPr>
+              <w:jc w:val="center"/>
+            </w:pPr>
+            <w:r>
+              <w:rPr>
+                <w:rFonts w:ascii="Times New Roman" w:hAnsi="Times New Roman"/>
+                <w:b/>
+                <w:sz w:val="18"/>
+              </w:rPr>
+              <w:t>Metric</w:t>
+            </w:r>
+          </w:p>
+        </w:tc>
+        <w:tc>
+          <w:tcPr>
+            <w:tcW w:type="dxa" w:w="4320"/>
+          </w:tcPr>
+          <w:p>
+            <w:pPr>
+              <w:jc w:val="center"/>
+            </w:pPr>
+            <w:r>
+              <w:rPr>
+                <w:rFonts w:ascii="Times New Roman" w:hAnsi="Times New Roman"/>
+                <w:b/>
+                <w:sz w:val="18"/>
+              </w:rPr>
+              <w:t>Value</w:t>
+            </w:r>
+          </w:p>
+        </w:tc>
+      </w:tr>
+      <w:tr>
+        <w:tc>
+          <w:tcPr>
+            <w:tcW w:type="dxa" w:w="4320"/>
+          </w:tcPr>
+          <w:p>
+            <w:r>
+              <w:rPr>
+                <w:rFonts w:ascii="Times New Roman" w:hAnsi="Times New Roman"/>
+                <w:sz w:val="18"/>
+              </w:rPr>
+              <w:t>Mean ICER</w:t>
+            </w:r>
+          </w:p>
+        </w:tc>
+        <w:tc>
+          <w:tcPr>
+            <w:tcW w:type="dxa" w:w="4320"/>
+          </w:tcPr>
+          <w:p>
+            <w:pPr>
+              <w:jc w:val="center"/>
+            </w:pPr>
+            <w:r>
+              <w:rPr>
+                <w:rFonts w:ascii="Times New Roman" w:hAnsi="Times New Roman"/>
+                <w:sz w:val="18"/>
+              </w:rPr>
+              <w:t>$165,409</w:t>
+            </w:r>
+          </w:p>
+        </w:tc>
+      </w:tr>
+      <w:tr>
+        <w:tc>
+          <w:tcPr>
+            <w:tcW w:type="dxa" w:w="4320"/>
+          </w:tcPr>
+          <w:p>
+            <w:r>
+              <w:rPr>
+                <w:rFonts w:ascii="Times New Roman" w:hAnsi="Times New Roman"/>
+                <w:sz w:val="18"/>
+              </w:rPr>
+              <w:t>Median ICER</w:t>
+            </w:r>
+          </w:p>
+        </w:tc>
+        <w:tc>
+          <w:tcPr>
+            <w:tcW w:type="dxa" w:w="4320"/>
+          </w:tcPr>
+          <w:p>
+            <w:pPr>
+              <w:jc w:val="center"/>
+            </w:pPr>
+            <w:r>
+              <w:rPr>
+                <w:rFonts w:ascii="Times New Roman" w:hAnsi="Times New Roman"/>
+                <w:sz w:val="18"/>
+              </w:rPr>
+              <w:t>$162,353</w:t>
+            </w:r>
+          </w:p>
+        </w:tc>
+      </w:tr>
+      <w:tr>
+        <w:tc>
+          <w:tcPr>
+            <w:tcW w:type="dxa" w:w="4320"/>
+          </w:tcPr>
+          <w:p>
+            <w:r>
+              <w:rPr>
+                <w:rFonts w:ascii="Times New Roman" w:hAnsi="Times New Roman"/>
+                <w:sz w:val="18"/>
+              </w:rPr>
+              <w:t>95% CI</w:t>
+            </w:r>
+          </w:p>
+        </w:tc>
+        <w:tc>
+          <w:tcPr>
+            <w:tcW w:type="dxa" w:w="4320"/>
+          </w:tcPr>
+          <w:p>
+            <w:pPr>
+              <w:jc w:val="center"/>
+            </w:pPr>
+            <w:r>
+              <w:rPr>
+                <w:rFonts w:ascii="Times New Roman" w:hAnsi="Times New Roman"/>
+                <w:sz w:val="18"/>
+              </w:rPr>
+              <w:t>$114,383 – $224,333</w:t>
+            </w:r>
+          </w:p>
+        </w:tc>
+      </w:tr>
+      <w:tr>
+        <w:tc>
+          <w:tcPr>
+            <w:tcW w:type="dxa" w:w="4320"/>
+          </w:tcPr>
+          <w:p>
+            <w:r>
+              <w:rPr>
+                <w:rFonts w:ascii="Times New Roman" w:hAnsi="Times New Roman"/>
+                <w:sz w:val="18"/>
+              </w:rPr>
+              <w:t>P(CE @ $100K)</w:t>
+            </w:r>
+          </w:p>
+        </w:tc>
+        <w:tc>
+          <w:tcPr>
+            <w:tcW w:type="dxa" w:w="4320"/>
+          </w:tcPr>
+          <w:p>
+            <w:pPr>
+              <w:jc w:val="center"/>
+            </w:pPr>
+            <w:r>
+              <w:rPr>
+                <w:rFonts w:ascii="Times New Roman" w:hAnsi="Times New Roman"/>
+                <w:sz w:val="18"/>
+              </w:rPr>
+              <w:t>0.1%</w:t>
+            </w:r>
+          </w:p>
+        </w:tc>
+      </w:tr>
+      <w:tr>
+        <w:tc>
+          <w:tcPr>
+            <w:tcW w:type="dxa" w:w="4320"/>
+          </w:tcPr>
+          <w:p>
+            <w:r>
+              <w:rPr>
+                <w:rFonts w:ascii="Times New Roman" w:hAnsi="Times New Roman"/>
+                <w:sz w:val="18"/>
+              </w:rPr>
+              <w:t>P(CE @ $150K)</w:t>
+            </w:r>
+          </w:p>
+        </w:tc>
+        <w:tc>
+          <w:tcPr>
+            <w:tcW w:type="dxa" w:w="4320"/>
+          </w:tcPr>
+          <w:p>
+            <w:pPr>
+              <w:jc w:val="center"/>
+            </w:pPr>
+            <w:r>
+              <w:rPr>
+                <w:rFonts w:ascii="Times New Roman" w:hAnsi="Times New Roman"/>
+                <w:sz w:val="18"/>
+              </w:rPr>
+              <w:t>29.5%</w:t>
+            </w:r>
+          </w:p>
+        </w:tc>
+      </w:tr>
+    </w:tbl>
+    <w:p/>
     <w:p>
       <w:pPr>
         <w:pStyle w:val="Heading1"/>
@@ -345,24 +2085,7 @@
           <w:i/>
           <w:color w:val="969696"/>
         </w:rPr>
-        <w:t>[Full text from manuscript.md Discussion section — currently ~850 words]</w:t>
-      </w:r>
-    </w:p>
-    <w:p>
-      <w:pPr>
-        <w:pStyle w:val="Heading2"/>
-      </w:pPr>
-      <w:r>
-        <w:t>4.1 Limitations</w:t>
-      </w:r>
-    </w:p>
-    <w:p>
-      <w:r>
-        <w:rPr>
-          <w:i/>
-          <w:color w:val="969696"/>
-        </w:rPr>
-        <w:t>[Small sample (n=157), OS data immature, pricing based on analyst estimates, single parametric distribution, US payer perspective only.]</w:t>
+        <w:t>[TBD — full discussion text]</w:t>
       </w:r>
     </w:p>
     <w:p>
@@ -379,7 +2102,7 @@
           <w:i/>
           <w:color w:val="969696"/>
         </w:rPr>
-        <w:t>[Intismeran + Keytruda provides substantial clinical benefit. At current pricing, the ICER is borderline. Value-based pricing negotiations are warranted.]</w:t>
+        <w:t>[TBD]</w:t>
       </w:r>
     </w:p>
     <w:p>
@@ -400,7 +2123,7 @@
         <w:ind w:hanging="720" w:left="720"/>
       </w:pPr>
       <w:r>
-        <w:t>1. Khattak A, Carlino MS, Meniawy T, et al. Intismeran autogene plus pembrolizumab versus pembrolizumab alone in high-risk resected melanoma: 5-year update of the randomized phase IIb KEYNOTE-942 study. J Clin Oncol. 2026. doi:10.1200/JCO-26-00835</w:t>
+        <w:t>1. Khattak A, et al. Intismeran autogene plus pembrolizumab versus pembrolizumab alone in high-risk resected melanoma: 5-year update of KEYNOTE-942. J Clin Oncol. 2026. doi:10.1200/JCO-26-00835</w:t>
       </w:r>
     </w:p>
     <w:p>
@@ -408,7 +2131,7 @@
         <w:ind w:hanging="720" w:left="720"/>
       </w:pPr>
       <w:r>
-        <w:t>2. Merck &amp; Co. Merck and Moderna announce phase 3 INTerpath-001 trial of intismeran autogene plus Keytruda met endpoints. News release. August 19, 2026.</w:t>
+        <w:t>2. Merck &amp; Co. INTerpath-001 Phase 3 top-line results. News release. August 19, 2026.</w:t>
       </w:r>
     </w:p>
     <w:p>
@@ -416,7 +2139,7 @@
         <w:ind w:hanging="720" w:left="720"/>
       </w:pPr>
       <w:r>
-        <w:t>3. Bensimon AG, Feng Y, Zheng Y, et al. Health state utilities in patients with melanoma: a systematic review and meta-analysis. Pharmacoeconomics. 2019;37(10):1257-1272.</w:t>
+        <w:t>3. Bensimon AG, et al. Health state utilities in melanoma: a systematic review. Pharmacoeconomics. 2019;37(10):1257-1272.</w:t>
       </w:r>
     </w:p>
     <w:p>
@@ -424,7 +2147,7 @@
         <w:ind w:hanging="720" w:left="720"/>
       </w:pPr>
       <w:r>
-        <w:t>4. GoodRx. Pembrolizumab (Keytruda) pricing data. Accessed May 2026. https://www.goodrx.com/keytruda</w:t>
+        <w:t>4. GoodRx. Pembrolizumab pricing data. Accessed May 2026.</w:t>
       </w:r>
     </w:p>
     <w:p>
@@ -432,7 +2155,7 @@
         <w:ind w:hanging="720" w:left="720"/>
       </w:pPr>
       <w:r>
-        <w:t>5. Jefferies Equity Research. Moderna Therapeutics: mRNA-4157 commercial opportunity. Jefferies; 2026.</w:t>
+        <w:t>5. Jefferies Equity Research. Moderna: mRNA-4157 commercial opportunity. 2026.</w:t>
       </w:r>
     </w:p>
     <w:p>
@@ -440,15 +2163,7 @@
         <w:ind w:hanging="720" w:left="720"/>
       </w:pPr>
       <w:r>
-        <w:t>6. Husereau D, Drummond M, Augustovski F, et al. Consolidated Health Economic Evaluation Reporting Standards 2022 (CHEERS 2022) statement. Pharmacoeconomics. 2022;40(1):1-10.</w:t>
-      </w:r>
-    </w:p>
-    <w:p>
-      <w:pPr>
-        <w:ind w:hanging="720" w:left="720"/>
-      </w:pPr>
-      <w:r>
-        <w:t>[Additional references TBD — add from literature search]</w:t>
+        <w:t>6. Husereau D, et al. CHEERS 2022 statement. Pharmacoeconomics. 2022;40(1):1-10.</w:t>
       </w:r>
     </w:p>
     <w:p>
@@ -461,76 +2176,27 @@
         <w:pStyle w:val="Heading1"/>
       </w:pPr>
       <w:r>
-        <w:t>Tables</w:t>
-      </w:r>
-    </w:p>
-    <w:p>
-      <w:r>
-        <w:rPr>
-          <w:b/>
-        </w:rPr>
-        <w:t>Table 1. Model Input Parameters</w:t>
-      </w:r>
-    </w:p>
-    <w:p>
-      <w:r>
-        <w:rPr>
-          <w:i/>
-          <w:color w:val="969696"/>
-        </w:rPr>
-        <w:t>[TBD — parameter table with values, ranges, sources]</w:t>
-      </w:r>
-    </w:p>
-    <w:p/>
-    <w:p>
-      <w:r>
-        <w:rPr>
-          <w:b/>
-        </w:rPr>
-        <w:t>Table 2. Base Case Results</w:t>
-      </w:r>
-    </w:p>
-    <w:p>
-      <w:r>
-        <w:rPr>
-          <w:i/>
-          <w:color w:val="969696"/>
-        </w:rPr>
-        <w:t>[TBD — results table]</w:t>
-      </w:r>
-    </w:p>
-    <w:p/>
-    <w:p>
-      <w:pPr>
-        <w:pStyle w:val="Heading1"/>
-      </w:pPr>
-      <w:r>
         <w:t>Figure Legends</w:t>
       </w:r>
     </w:p>
     <w:p>
       <w:r>
-        <w:t>Figure 1. Weibull-modeled recurrence-free survival (RFS) and overall survival (OS) curves. Circles indicate landmark data points from Khattak et al. (JCO 2026).</w:t>
+        <w:t>Figure 1. Weibull-modeled RFS and OS curves. Circles: landmark data from Khattak et al. (JCO 2026).</w:t>
       </w:r>
     </w:p>
     <w:p>
       <w:r>
-        <w:t>Figure 2. Cost-effectiveness acceptability curve (CEAC). Vertical dashed and dotted lines indicate $100,000/QALY and $150,000/QALY thresholds.</w:t>
+        <w:t>Figure 2. Cost-effectiveness acceptability curve. Dashed/dotted lines: $100K and $150K thresholds.</w:t>
       </w:r>
     </w:p>
     <w:p>
       <w:r>
-        <w:t>Figure 3. Tornado diagram of one-way deterministic sensitivity analysis. Base case ICER = $164,630/QALY (vertical line).</w:t>
+        <w:t>Figure 3. Tornado diagram, one-way sensitivity analysis. Base case ICER = $164,630/QALY.</w:t>
       </w:r>
     </w:p>
     <w:p>
       <w:r>
-        <w:t>Figure 4. Cost-effectiveness plane showing 1,000 PSA iterations.</w:t>
-      </w:r>
-    </w:p>
-    <w:p>
-      <w:r>
-        <w:br w:type="page"/>
+        <w:t>Figure 4. Cost-effectiveness plane, 1,000 PSA iterations.</w:t>
       </w:r>
     </w:p>
     <w:p>
@@ -553,10 +2219,9 @@
           <w:i/>
           <w:color w:val="969696"/>
         </w:rPr>
-        <w:t>[TBD — no funding received for this study]</w:t>
+        <w:t>[TBD]</w:t>
       </w:r>
     </w:p>
-    <w:p/>
     <w:p>
       <w:r>
         <w:rPr>
@@ -569,22 +2234,9 @@
           <w:i/>
           <w:color w:val="969696"/>
         </w:rPr>
-        <w:t>[TBD — the author declares no competing interests]</w:t>
+        <w:t>[TBD]</w:t>
       </w:r>
     </w:p>
-    <w:p/>
-    <w:p>
-      <w:r>
-        <w:rPr>
-          <w:b/>
-        </w:rPr>
-        <w:t xml:space="preserve">Ethics Approval: </w:t>
-      </w:r>
-      <w:r>
-        <w:t>Not applicable. This study is a secondary analysis of published data.</w:t>
-      </w:r>
-    </w:p>
-    <w:p/>
     <w:p>
       <w:r>
         <w:rPr>
@@ -593,22 +2245,9 @@
         <w:t xml:space="preserve">Data Availability: </w:t>
       </w:r>
       <w:r>
-        <w:t>All model inputs are sourced from published literature as cited. Analysis code is available at https://github.com/yichao2022/cea-intismeran.</w:t>
+        <w:t>Code available at https://github.com/yichao2022/cea-intismeran</w:t>
       </w:r>
     </w:p>
-    <w:p/>
-    <w:p>
-      <w:r>
-        <w:rPr>
-          <w:b/>
-        </w:rPr>
-        <w:t xml:space="preserve">Code Availability: </w:t>
-      </w:r>
-      <w:r>
-        <w:t>The analysis code is publicly available at https://github.com/yichao2022/cea-intismeran.</w:t>
-      </w:r>
-    </w:p>
-    <w:p/>
     <w:p>
       <w:r>
         <w:rPr>
@@ -617,10 +2256,9 @@
         <w:t xml:space="preserve">Author Contributions: </w:t>
       </w:r>
       <w:r>
-        <w:t>Yichao Jin: conceptualization, methodology, analysis, writing — original draft, writing — review and editing.</w:t>
+        <w:t>Yichao Jin: conceptualization, methodology, analysis, writing.</w:t>
       </w:r>
     </w:p>
-    <w:p/>
     <w:sectPr>
       <w:pgSz w:w="12240" w:h="15840"/>
       <w:pgMar w:top="1440" w:right="1800" w:bottom="1440" w:left="1800" w:header="720" w:footer="720" w:gutter="0"/>

--- a/manuscript_template.docx
+++ b/manuscript_template.docx
@@ -89,7 +89,7 @@
         <w:spacing w:after="120"/>
       </w:pPr>
       <w:r>
-        <w:t>At the estimated price of $200,000 per course for intismeran, the ICER is $164,630/QALY.</w:t>
+        <w:t>At the analyst-estimated price of $200,000 per course, the ICER is $164,630/QALY.</w:t>
       </w:r>
     </w:p>
     <w:p>
@@ -98,7 +98,7 @@
         <w:spacing w:after="120"/>
       </w:pPr>
       <w:r>
-        <w:t>Cost-effectiveness is most sensitive to long-term RFS of the combination arm and the cost of metastatic disease.</w:t>
+        <w:t>The value-based price at a $150,000/QALY threshold is approximately $114,000 per course, implying a pricing gap of ~$87,000.</w:t>
       </w:r>
     </w:p>
     <w:p>
@@ -107,7 +107,7 @@
         <w:spacing w:after="120"/>
       </w:pPr>
       <w:r>
-        <w:t>At a price of approximately $150,000 per course, the ICER falls below $150,000/QALY, supporting value-based pricing negotiations.</w:t>
+        <w:t>Even at a zero acquisition cost, the ICER remains $130,812/QALY due to residual costs in the combination arm, meaning the $100,000/QALY threshold is not achievable within any positive price range.</w:t>
       </w:r>
     </w:p>
     <w:p>
@@ -2090,6 +2090,40 @@
     </w:p>
     <w:p>
       <w:pPr>
+        <w:pStyle w:val="Heading2"/>
+      </w:pPr>
+      <w:r>
+        <w:t>4.1 Value-Based Pricing</w:t>
+      </w:r>
+    </w:p>
+    <w:p>
+      <w:r>
+        <w:rPr>
+          <w:i/>
+          <w:color w:val="969696"/>
+        </w:rPr>
+        <w:t>At the analyst-estimated acquisition cost of $200,000 per course, the ICER was $164,630/QALY. A price reduction to approximately $114,000 per course would be required to bring the ICER below $150,000/QALY, representing a pricing gap of approximately $87,000 from current estimates. Even at a zero acquisition cost, the ICER floor is $130,812/QALY due to residual costs (pembrolizumab, AE management, administration) in the combination arm. The $100,000/QALY threshold is not achievable within any positive price range.</w:t>
+      </w:r>
+    </w:p>
+    <w:p>
+      <w:pPr>
+        <w:pStyle w:val="Heading2"/>
+      </w:pPr>
+      <w:r>
+        <w:t>4.2 Limitations</w:t>
+      </w:r>
+    </w:p>
+    <w:p>
+      <w:r>
+        <w:rPr>
+          <w:i/>
+          <w:color w:val="969696"/>
+        </w:rPr>
+        <w:t>[TBD]</w:t>
+      </w:r>
+    </w:p>
+    <w:p>
+      <w:pPr>
         <w:pStyle w:val="Heading1"/>
       </w:pPr>
       <w:r>

--- a/manuscript_template.docx
+++ b/manuscript_template.docx
@@ -80,7 +80,7 @@
         <w:spacing w:after="120"/>
       </w:pPr>
       <w:r>
-        <w:t>Intismeran autogene (mRNA-4157) plus pembrolizumab provides substantial QALY gains (5.83) compared with pembrolizumab alone in adjuvant melanoma.</w:t>
+        <w:t>Intismeran autogene plus pembrolizumab provides substantial QALY gains (5.83) compared with pembrolizumab alone in adjuvant melanoma.</w:t>
       </w:r>
     </w:p>
     <w:p>
@@ -89,7 +89,7 @@
         <w:spacing w:after="120"/>
       </w:pPr>
       <w:r>
-        <w:t>At the analyst-estimated price of $200,000 per course, the ICER is $164,630/QALY.</w:t>
+        <w:t>At the analyst-estimated price of $200,000 per course, the ICER is $164,630/QALY — borderline cost-effective by US thresholds.</w:t>
       </w:r>
     </w:p>
     <w:p>
@@ -98,7 +98,7 @@
         <w:spacing w:after="120"/>
       </w:pPr>
       <w:r>
-        <w:t>The value-based price at a $150,000/QALY threshold is approximately $114,000 per course, implying a pricing gap of ~$87,000.</w:t>
+        <w:t>Value-based pricing at the $150,000/QALY threshold would require an intismeran price of approximately $114,000 per course.</w:t>
       </w:r>
     </w:p>
     <w:p>
@@ -107,7 +107,16 @@
         <w:spacing w:after="120"/>
       </w:pPr>
       <w:r>
-        <w:t>Even at a zero acquisition cost, the ICER remains $130,812/QALY due to residual costs in the combination arm, meaning the $100,000/QALY threshold is not achievable within any positive price range.</w:t>
+        <w:t>Even at zero acquisition cost, the ICER floor is $130,812/QALY, making the $100,000/QALY threshold unattainable.</w:t>
+      </w:r>
+    </w:p>
+    <w:p>
+      <w:pPr>
+        <w:pStyle w:val="ListBullet"/>
+        <w:spacing w:after="120"/>
+      </w:pPr>
+      <w:r>
+        <w:t>These early economic data can inform pricing negotiations as this first-in-class mRNA therapy moves toward approval.</w:t>
       </w:r>
     </w:p>
     <w:p>
